--- a/小野町_引継ぎ_整理済/11_見える化出力依頼/小野町_未確認事項の解消方法_見える化システム_20260925.docx
+++ b/小野町_引継ぎ_整理済/11_見える化出力依頼/小野町_未確認事項の解消方法_見える化システム_20260925.docx
@@ -30,7 +30,752 @@
         <w:rPr>
           <w:rFonts w:ascii="游ゴシック" w:hAnsi="游ゴシック" w:eastAsia="游ゴシック"/>
         </w:rPr>
-        <w:t>0　結論</w:t>
+        <w:t>0　令和8年9月25日の受領による解消状況</w:t>
+      </w:r>
+    </w:p>
+    <w:p>
+      <w:r>
+        <w:rPr>
+          <w:rFonts w:ascii="游明朝" w:hAnsi="游明朝" w:eastAsia="游明朝"/>
+          <w:b/>
+        </w:rPr>
+        <w:t>本書は令和8年9月25日に作成したものですが、同日中に町から見える化システムの出力58件と画面キャプチャ8枚を受領したため、解消状況を先に記します。</w:t>
+      </w:r>
+      <w:r>
+        <w:rPr>
+          <w:rFonts w:ascii="游明朝" w:hAnsi="游明朝" w:eastAsia="游明朝"/>
+          <w:b w:val="0"/>
+        </w:rPr>
+        <w:t>以下の第1章以降は、受領前の整理です。</w:t>
+      </w:r>
+    </w:p>
+    <w:tbl>
+      <w:tblPr>
+        <w:tblStyle w:val="TableGrid"/>
+        <w:tblW w:type="auto" w:w="0"/>
+        <w:tblLook w:firstColumn="1" w:firstRow="1" w:lastColumn="0" w:lastRow="0" w:noHBand="0" w:noVBand="1" w:val="04A0"/>
+      </w:tblPr>
+      <w:tblGrid>
+        <w:gridCol w:w="2880"/>
+        <w:gridCol w:w="2880"/>
+        <w:gridCol w:w="2880"/>
+      </w:tblGrid>
+      <w:tr>
+        <w:tc>
+          <w:tcPr>
+            <w:tcW w:type="dxa" w:w="2880"/>
+          </w:tcPr>
+          <w:p>
+            <w:pPr>
+              <w:jc w:val="center"/>
+            </w:pPr>
+            <w:r/>
+            <w:r>
+              <w:rPr>
+                <w:rFonts w:ascii="游ゴシック" w:hAnsi="游ゴシック" w:eastAsia="游ゴシック"/>
+                <w:b/>
+                <w:sz w:val="18"/>
+              </w:rPr>
+              <w:t>状況</w:t>
+            </w:r>
+          </w:p>
+        </w:tc>
+        <w:tc>
+          <w:tcPr>
+            <w:tcW w:type="dxa" w:w="2880"/>
+          </w:tcPr>
+          <w:p>
+            <w:pPr>
+              <w:jc w:val="center"/>
+            </w:pPr>
+            <w:r/>
+            <w:r>
+              <w:rPr>
+                <w:rFonts w:ascii="游ゴシック" w:hAnsi="游ゴシック" w:eastAsia="游ゴシック"/>
+                <w:b/>
+                <w:sz w:val="18"/>
+              </w:rPr>
+              <w:t>事項</w:t>
+            </w:r>
+          </w:p>
+        </w:tc>
+        <w:tc>
+          <w:tcPr>
+            <w:tcW w:type="dxa" w:w="2880"/>
+          </w:tcPr>
+          <w:p>
+            <w:pPr>
+              <w:jc w:val="center"/>
+            </w:pPr>
+            <w:r/>
+            <w:r>
+              <w:rPr>
+                <w:rFonts w:ascii="游ゴシック" w:hAnsi="游ゴシック" w:eastAsia="游ゴシック"/>
+                <w:b/>
+                <w:sz w:val="18"/>
+              </w:rPr>
+              <w:t>内容</w:t>
+            </w:r>
+          </w:p>
+        </w:tc>
+      </w:tr>
+      <w:tr>
+        <w:tc>
+          <w:tcPr>
+            <w:tcW w:type="dxa" w:w="2880"/>
+          </w:tcPr>
+          <w:p>
+            <w:r>
+              <w:rPr>
+                <w:sz w:val="18"/>
+              </w:rPr>
+            </w:r>
+            <w:r>
+              <w:rPr>
+                <w:rFonts w:ascii="游明朝" w:hAnsi="游明朝" w:eastAsia="游明朝"/>
+                <w:b/>
+                <w:sz w:val="18"/>
+              </w:rPr>
+              <w:t>解消した</w:t>
+            </w:r>
+          </w:p>
+        </w:tc>
+        <w:tc>
+          <w:tcPr>
+            <w:tcW w:type="dxa" w:w="2880"/>
+          </w:tcPr>
+          <w:p>
+            <w:r>
+              <w:rPr>
+                <w:sz w:val="18"/>
+              </w:rPr>
+            </w:r>
+            <w:r>
+              <w:rPr>
+                <w:rFonts w:ascii="游明朝" w:hAnsi="游明朝" w:eastAsia="游明朝"/>
+                <w:b w:val="0"/>
+                <w:sz w:val="18"/>
+              </w:rPr>
+              <w:t>小野町の交付金の得点</w:t>
+            </w:r>
+          </w:p>
+        </w:tc>
+        <w:tc>
+          <w:tcPr>
+            <w:tcW w:type="dxa" w:w="2880"/>
+          </w:tcPr>
+          <w:p>
+            <w:r>
+              <w:rPr>
+                <w:sz w:val="18"/>
+              </w:rPr>
+            </w:r>
+            <w:r>
+              <w:rPr>
+                <w:rFonts w:ascii="游明朝" w:hAnsi="游明朝" w:eastAsia="游明朝"/>
+                <w:b/>
+                <w:sz w:val="18"/>
+              </w:rPr>
+              <w:t>W126〜W137を受領した。総合233.0点（全国422.4・福島県354.1）。</w:t>
+            </w:r>
+            <w:r>
+              <w:rPr>
+                <w:rFonts w:ascii="游明朝" w:hAnsi="游明朝" w:eastAsia="游明朝"/>
+                <w:b w:val="0"/>
+                <w:sz w:val="18"/>
+              </w:rPr>
+              <w:t>0点の項目16件と全国を上回る項目11件を特定した（08_協議会資料／小野町_交付金_小野町の得点分析）</w:t>
+            </w:r>
+          </w:p>
+        </w:tc>
+      </w:tr>
+      <w:tr>
+        <w:tc>
+          <w:tcPr>
+            <w:tcW w:type="dxa" w:w="2880"/>
+          </w:tcPr>
+          <w:p>
+            <w:r>
+              <w:rPr>
+                <w:sz w:val="18"/>
+              </w:rPr>
+            </w:r>
+            <w:r>
+              <w:rPr>
+                <w:rFonts w:ascii="游明朝" w:hAnsi="游明朝" w:eastAsia="游明朝"/>
+                <w:b/>
+                <w:sz w:val="18"/>
+              </w:rPr>
+              <w:t>解消した</w:t>
+            </w:r>
+          </w:p>
+        </w:tc>
+        <w:tc>
+          <w:tcPr>
+            <w:tcW w:type="dxa" w:w="2880"/>
+          </w:tcPr>
+          <w:p>
+            <w:r>
+              <w:rPr>
+                <w:sz w:val="18"/>
+              </w:rPr>
+            </w:r>
+            <w:r>
+              <w:rPr>
+                <w:rFonts w:ascii="游明朝" w:hAnsi="游明朝" w:eastAsia="游明朝"/>
+                <w:b w:val="0"/>
+                <w:sz w:val="18"/>
+              </w:rPr>
+              <w:t>令和8年度が何か月分か</w:t>
+            </w:r>
+          </w:p>
+        </w:tc>
+        <w:tc>
+          <w:tcPr>
+            <w:tcW w:type="dxa" w:w="2880"/>
+          </w:tcPr>
+          <w:p>
+            <w:r>
+              <w:rPr>
+                <w:sz w:val="18"/>
+              </w:rPr>
+            </w:r>
+            <w:r>
+              <w:rPr>
+                <w:rFonts w:ascii="游明朝" w:hAnsi="游明朝" w:eastAsia="游明朝"/>
+                <w:b/>
+                <w:sz w:val="18"/>
+              </w:rPr>
+              <w:t>介護保険事業状況報告の設定で、令和8年度は5月のみチェック。</w:t>
+            </w:r>
+            <w:r>
+              <w:rPr>
+                <w:rFonts w:ascii="游明朝" w:hAnsi="游明朝" w:eastAsia="游明朝"/>
+                <w:b w:val="0"/>
+                <w:sz w:val="18"/>
+              </w:rPr>
+              <w:t>令和8年5月の1か月であることが設定画面で確定した</w:t>
+            </w:r>
+          </w:p>
+        </w:tc>
+      </w:tr>
+      <w:tr>
+        <w:tc>
+          <w:tcPr>
+            <w:tcW w:type="dxa" w:w="2880"/>
+          </w:tcPr>
+          <w:p>
+            <w:r>
+              <w:rPr>
+                <w:sz w:val="18"/>
+              </w:rPr>
+            </w:r>
+            <w:r>
+              <w:rPr>
+                <w:rFonts w:ascii="游明朝" w:hAnsi="游明朝" w:eastAsia="游明朝"/>
+                <w:b/>
+                <w:sz w:val="18"/>
+              </w:rPr>
+              <w:t>解消した</w:t>
+            </w:r>
+          </w:p>
+        </w:tc>
+        <w:tc>
+          <w:tcPr>
+            <w:tcW w:type="dxa" w:w="2880"/>
+          </w:tcPr>
+          <w:p>
+            <w:r>
+              <w:rPr>
+                <w:sz w:val="18"/>
+              </w:rPr>
+            </w:r>
+            <w:r>
+              <w:rPr>
+                <w:rFonts w:ascii="游明朝" w:hAnsi="游明朝" w:eastAsia="游明朝"/>
+                <w:b w:val="0"/>
+                <w:sz w:val="18"/>
+              </w:rPr>
+              <w:t>推計方法の設定</w:t>
+            </w:r>
+          </w:p>
+        </w:tc>
+        <w:tc>
+          <w:tcPr>
+            <w:tcW w:type="dxa" w:w="2880"/>
+          </w:tcPr>
+          <w:p>
+            <w:r>
+              <w:rPr>
+                <w:sz w:val="18"/>
+              </w:rPr>
+            </w:r>
+            <w:r>
+              <w:rPr>
+                <w:rFonts w:ascii="游明朝" w:hAnsi="游明朝" w:eastAsia="游明朝"/>
+                <w:b/>
+                <w:sz w:val="18"/>
+              </w:rPr>
+              <w:t>基本推計。認定率の伸びは令和6年度→令和7年度、利用率と1人1月あたり利用回（日）数の伸びはいずれも0。</w:t>
+            </w:r>
+            <w:r>
+              <w:rPr>
+                <w:rFonts w:ascii="游明朝" w:hAnsi="游明朝" w:eastAsia="游明朝"/>
+                <w:b w:val="0"/>
+                <w:sz w:val="18"/>
+              </w:rPr>
+              <w:t>当方の自然体推計の前提が裏づけられた</w:t>
+            </w:r>
+          </w:p>
+        </w:tc>
+      </w:tr>
+      <w:tr>
+        <w:tc>
+          <w:tcPr>
+            <w:tcW w:type="dxa" w:w="2880"/>
+          </w:tcPr>
+          <w:p>
+            <w:r>
+              <w:rPr>
+                <w:sz w:val="18"/>
+              </w:rPr>
+            </w:r>
+            <w:r>
+              <w:rPr>
+                <w:rFonts w:ascii="游明朝" w:hAnsi="游明朝" w:eastAsia="游明朝"/>
+                <w:b/>
+                <w:sz w:val="18"/>
+              </w:rPr>
+              <w:t>解消した</w:t>
+            </w:r>
+          </w:p>
+        </w:tc>
+        <w:tc>
+          <w:tcPr>
+            <w:tcW w:type="dxa" w:w="2880"/>
+          </w:tcPr>
+          <w:p>
+            <w:r>
+              <w:rPr>
+                <w:sz w:val="18"/>
+              </w:rPr>
+            </w:r>
+            <w:r>
+              <w:rPr>
+                <w:rFonts w:ascii="游明朝" w:hAnsi="游明朝" w:eastAsia="游明朝"/>
+                <w:b w:val="0"/>
+                <w:sz w:val="18"/>
+              </w:rPr>
+              <w:t>施策反映が入っているか</w:t>
+            </w:r>
+          </w:p>
+        </w:tc>
+        <w:tc>
+          <w:tcPr>
+            <w:tcW w:type="dxa" w:w="2880"/>
+          </w:tcPr>
+          <w:p>
+            <w:r>
+              <w:rPr>
+                <w:sz w:val="18"/>
+              </w:rPr>
+            </w:r>
+            <w:r>
+              <w:rPr>
+                <w:rFonts w:ascii="游明朝" w:hAnsi="游明朝" w:eastAsia="游明朝"/>
+                <w:b/>
+                <w:sz w:val="18"/>
+              </w:rPr>
+              <w:t>入っていない。</w:t>
+            </w:r>
+            <w:r>
+              <w:rPr>
+                <w:rFonts w:ascii="游明朝" w:hAnsi="游明朝" w:eastAsia="游明朝"/>
+                <w:b w:val="0"/>
+                <w:sz w:val="18"/>
+              </w:rPr>
+              <w:t>3画面とも「自然体推計に全て戻す」がグレーアウト</w:t>
+            </w:r>
+          </w:p>
+        </w:tc>
+      </w:tr>
+      <w:tr>
+        <w:tc>
+          <w:tcPr>
+            <w:tcW w:type="dxa" w:w="2880"/>
+          </w:tcPr>
+          <w:p>
+            <w:r>
+              <w:rPr>
+                <w:sz w:val="18"/>
+              </w:rPr>
+            </w:r>
+            <w:r>
+              <w:rPr>
+                <w:rFonts w:ascii="游明朝" w:hAnsi="游明朝" w:eastAsia="游明朝"/>
+                <w:b/>
+                <w:sz w:val="18"/>
+              </w:rPr>
+              <w:t>解消しなかった</w:t>
+            </w:r>
+          </w:p>
+        </w:tc>
+        <w:tc>
+          <w:tcPr>
+            <w:tcW w:type="dxa" w:w="2880"/>
+          </w:tcPr>
+          <w:p>
+            <w:r>
+              <w:rPr>
+                <w:sz w:val="18"/>
+              </w:rPr>
+            </w:r>
+            <w:r>
+              <w:rPr>
+                <w:rFonts w:ascii="游明朝" w:hAnsi="游明朝" w:eastAsia="游明朝"/>
+                <w:b w:val="0"/>
+                <w:sz w:val="18"/>
+              </w:rPr>
+              <w:t>第9期策定時の設定</w:t>
+            </w:r>
+          </w:p>
+        </w:tc>
+        <w:tc>
+          <w:tcPr>
+            <w:tcW w:type="dxa" w:w="2880"/>
+          </w:tcPr>
+          <w:p>
+            <w:r>
+              <w:rPr>
+                <w:sz w:val="18"/>
+              </w:rPr>
+            </w:r>
+            <w:r>
+              <w:rPr>
+                <w:rFonts w:ascii="游明朝" w:hAnsi="游明朝" w:eastAsia="游明朝"/>
+                <w:b/>
+                <w:sz w:val="18"/>
+              </w:rPr>
+              <w:t>第9期の推計パターンはシステムに残っていない。</w:t>
+            </w:r>
+            <w:r>
+              <w:rPr>
+                <w:rFonts w:ascii="游明朝" w:hAnsi="游明朝" w:eastAsia="游明朝"/>
+                <w:b w:val="0"/>
+                <w:sz w:val="18"/>
+              </w:rPr>
+              <w:t>画面は推計名が空欄で保険料も「―」。第9期の乖離の原因は当方の推定にとどまる</w:t>
+            </w:r>
+          </w:p>
+        </w:tc>
+      </w:tr>
+      <w:tr>
+        <w:tc>
+          <w:tcPr>
+            <w:tcW w:type="dxa" w:w="2880"/>
+          </w:tcPr>
+          <w:p>
+            <w:r>
+              <w:rPr>
+                <w:sz w:val="18"/>
+              </w:rPr>
+            </w:r>
+            <w:r>
+              <w:rPr>
+                <w:rFonts w:ascii="游明朝" w:hAnsi="游明朝" w:eastAsia="游明朝"/>
+                <w:b/>
+                <w:sz w:val="18"/>
+              </w:rPr>
+              <w:t>解消しなかった</w:t>
+            </w:r>
+          </w:p>
+        </w:tc>
+        <w:tc>
+          <w:tcPr>
+            <w:tcW w:type="dxa" w:w="2880"/>
+          </w:tcPr>
+          <w:p>
+            <w:r>
+              <w:rPr>
+                <w:sz w:val="18"/>
+              </w:rPr>
+            </w:r>
+            <w:r>
+              <w:rPr>
+                <w:rFonts w:ascii="游明朝" w:hAnsi="游明朝" w:eastAsia="游明朝"/>
+                <w:b w:val="0"/>
+                <w:sz w:val="18"/>
+              </w:rPr>
+              <w:t>認知症関連の研修の受講状況（J1〜J15）</w:t>
+            </w:r>
+          </w:p>
+        </w:tc>
+        <w:tc>
+          <w:tcPr>
+            <w:tcW w:type="dxa" w:w="2880"/>
+          </w:tcPr>
+          <w:p>
+            <w:r>
+              <w:rPr>
+                <w:sz w:val="18"/>
+              </w:rPr>
+            </w:r>
+            <w:r>
+              <w:rPr>
+                <w:rFonts w:ascii="游明朝" w:hAnsi="游明朝" w:eastAsia="游明朝"/>
+                <w:b/>
+                <w:sz w:val="18"/>
+              </w:rPr>
+              <w:t>受領したが、小野町の値はすべて「−」であった。</w:t>
+            </w:r>
+            <w:r>
+              <w:rPr>
+                <w:rFonts w:ascii="游明朝" w:hAnsi="游明朝" w:eastAsia="游明朝"/>
+                <w:b w:val="0"/>
+                <w:sz w:val="18"/>
+              </w:rPr>
+              <w:t>都道府県が実施する研修であり、市町村別の値がない。</w:t>
+            </w:r>
+            <w:r>
+              <w:rPr>
+                <w:rFonts w:ascii="游明朝" w:hAnsi="游明朝" w:eastAsia="游明朝"/>
+                <w:b/>
+                <w:sz w:val="18"/>
+              </w:rPr>
+              <w:t>当方の推奨が外れていた。</w:t>
+            </w:r>
+            <w:r>
+              <w:rPr>
+                <w:rFonts w:ascii="游明朝" w:hAnsi="游明朝" w:eastAsia="游明朝"/>
+                <w:b w:val="0"/>
+                <w:sz w:val="18"/>
+              </w:rPr>
+              <w:t>町の事業実績による</w:t>
+            </w:r>
+          </w:p>
+        </w:tc>
+      </w:tr>
+      <w:tr>
+        <w:tc>
+          <w:tcPr>
+            <w:tcW w:type="dxa" w:w="2880"/>
+          </w:tcPr>
+          <w:p>
+            <w:r>
+              <w:rPr>
+                <w:sz w:val="18"/>
+              </w:rPr>
+            </w:r>
+            <w:r>
+              <w:rPr>
+                <w:rFonts w:ascii="游明朝" w:hAnsi="游明朝" w:eastAsia="游明朝"/>
+                <w:b/>
+                <w:sz w:val="18"/>
+              </w:rPr>
+              <w:t>解消しなかった</w:t>
+            </w:r>
+          </w:p>
+        </w:tc>
+        <w:tc>
+          <w:tcPr>
+            <w:tcW w:type="dxa" w:w="2880"/>
+          </w:tcPr>
+          <w:p>
+            <w:r>
+              <w:rPr>
+                <w:sz w:val="18"/>
+              </w:rPr>
+            </w:r>
+            <w:r>
+              <w:rPr>
+                <w:rFonts w:ascii="游明朝" w:hAnsi="游明朝" w:eastAsia="游明朝"/>
+                <w:b w:val="0"/>
+                <w:sz w:val="18"/>
+              </w:rPr>
+              <w:t>生活支援コーディネーター・協議体（F26・F27）</w:t>
+            </w:r>
+          </w:p>
+        </w:tc>
+        <w:tc>
+          <w:tcPr>
+            <w:tcW w:type="dxa" w:w="2880"/>
+          </w:tcPr>
+          <w:p>
+            <w:r>
+              <w:rPr>
+                <w:sz w:val="18"/>
+              </w:rPr>
+            </w:r>
+            <w:r>
+              <w:rPr>
+                <w:rFonts w:ascii="游明朝" w:hAnsi="游明朝" w:eastAsia="游明朝"/>
+                <w:b/>
+                <w:sz w:val="18"/>
+              </w:rPr>
+              <w:t>受領したが小野町の値は「−」。</w:t>
+            </w:r>
+            <w:r>
+              <w:rPr>
+                <w:rFonts w:ascii="游明朝" w:hAnsi="游明朝" w:eastAsia="游明朝"/>
+                <w:b w:val="0"/>
+                <w:sz w:val="18"/>
+              </w:rPr>
+              <w:t>令和2年が最新であり、市町村別の値がない</w:t>
+            </w:r>
+          </w:p>
+        </w:tc>
+      </w:tr>
+      <w:tr>
+        <w:tc>
+          <w:tcPr>
+            <w:tcW w:type="dxa" w:w="2880"/>
+          </w:tcPr>
+          <w:p>
+            <w:r>
+              <w:rPr>
+                <w:sz w:val="18"/>
+              </w:rPr>
+            </w:r>
+            <w:r>
+              <w:rPr>
+                <w:rFonts w:ascii="游明朝" w:hAnsi="游明朝" w:eastAsia="游明朝"/>
+                <w:b/>
+                <w:sz w:val="18"/>
+              </w:rPr>
+              <w:t>一部解消</w:t>
+            </w:r>
+          </w:p>
+        </w:tc>
+        <w:tc>
+          <w:tcPr>
+            <w:tcW w:type="dxa" w:w="2880"/>
+          </w:tcPr>
+          <w:p>
+            <w:r>
+              <w:rPr>
+                <w:sz w:val="18"/>
+              </w:rPr>
+            </w:r>
+            <w:r>
+              <w:rPr>
+                <w:rFonts w:ascii="游明朝" w:hAnsi="游明朝" w:eastAsia="游明朝"/>
+                <w:b w:val="0"/>
+                <w:sz w:val="18"/>
+              </w:rPr>
+              <w:t>地域包括支援センターの体制（F15〜F25）</w:t>
+            </w:r>
+          </w:p>
+        </w:tc>
+        <w:tc>
+          <w:tcPr>
+            <w:tcW w:type="dxa" w:w="2880"/>
+          </w:tcPr>
+          <w:p>
+            <w:r>
+              <w:rPr>
+                <w:sz w:val="18"/>
+              </w:rPr>
+            </w:r>
+            <w:r>
+              <w:rPr>
+                <w:rFonts w:ascii="游明朝" w:hAnsi="游明朝" w:eastAsia="游明朝"/>
+                <w:b/>
+                <w:sz w:val="18"/>
+              </w:rPr>
+              <w:t>令和2〜6年度の時系列で受領した。</w:t>
+            </w:r>
+            <w:r>
+              <w:rPr>
+                <w:rFonts w:ascii="游明朝" w:hAnsi="游明朝" w:eastAsia="游明朝"/>
+                <w:b w:val="0"/>
+                <w:sz w:val="18"/>
+              </w:rPr>
+              <w:t>センター設置数は委託型が65歳以上人口1万対2.87（令和6年度）で、実数1か所。3職種の配置は保健師0・保健師に準ずる者2.87ほか</w:t>
+            </w:r>
+          </w:p>
+        </w:tc>
+      </w:tr>
+      <w:tr>
+        <w:tc>
+          <w:tcPr>
+            <w:tcW w:type="dxa" w:w="2880"/>
+          </w:tcPr>
+          <w:p>
+            <w:r>
+              <w:rPr>
+                <w:sz w:val="18"/>
+              </w:rPr>
+            </w:r>
+            <w:r>
+              <w:rPr>
+                <w:rFonts w:ascii="游明朝" w:hAnsi="游明朝" w:eastAsia="游明朝"/>
+                <w:b/>
+                <w:sz w:val="18"/>
+              </w:rPr>
+              <w:t>新たに分かった</w:t>
+            </w:r>
+          </w:p>
+        </w:tc>
+        <w:tc>
+          <w:tcPr>
+            <w:tcW w:type="dxa" w:w="2880"/>
+          </w:tcPr>
+          <w:p>
+            <w:r>
+              <w:rPr>
+                <w:sz w:val="18"/>
+              </w:rPr>
+            </w:r>
+            <w:r>
+              <w:rPr>
+                <w:rFonts w:ascii="游明朝" w:hAnsi="游明朝" w:eastAsia="游明朝"/>
+                <w:b w:val="0"/>
+                <w:sz w:val="18"/>
+              </w:rPr>
+              <w:t>「推計パターン毎の乖離状況」ボタン</w:t>
+            </w:r>
+          </w:p>
+        </w:tc>
+        <w:tc>
+          <w:tcPr>
+            <w:tcW w:type="dxa" w:w="2880"/>
+          </w:tcPr>
+          <w:p>
+            <w:r>
+              <w:rPr>
+                <w:sz w:val="18"/>
+              </w:rPr>
+            </w:r>
+            <w:r>
+              <w:rPr>
+                <w:rFonts w:ascii="游明朝" w:hAnsi="游明朝" w:eastAsia="游明朝"/>
+                <w:b/>
+                <w:sz w:val="18"/>
+              </w:rPr>
+              <w:t>推計方法の設定画面にこのボタンがある。</w:t>
+            </w:r>
+            <w:r>
+              <w:rPr>
+                <w:rFonts w:ascii="游明朝" w:hAnsi="游明朝" w:eastAsia="游明朝"/>
+                <w:b w:val="0"/>
+                <w:sz w:val="18"/>
+              </w:rPr>
+              <w:t>厚生労働省の保険者別配布シートに相当する内容がシステム内で見られる可能性がある。表示内容を町に照会中</w:t>
+            </w:r>
+          </w:p>
+        </w:tc>
+      </w:tr>
+    </w:tbl>
+    <w:p/>
+    <w:p>
+      <w:pPr>
+        <w:pStyle w:val="Heading1"/>
+      </w:pPr>
+      <w:r>
+        <w:rPr>
+          <w:rFonts w:ascii="游ゴシック" w:hAnsi="游ゴシック" w:eastAsia="游ゴシック"/>
+        </w:rPr>
+        <w:t>1　（受領前の整理）結論</w:t>
       </w:r>
     </w:p>
     <w:tbl>
@@ -251,7 +996,7 @@
         <w:rPr>
           <w:rFonts w:ascii="游ゴシック" w:hAnsi="游ゴシック" w:eastAsia="游ゴシック"/>
         </w:rPr>
-        <w:t>1　A　見える化システムから取れるもの</w:t>
+        <w:t>2　A　見える化システムから取れるもの</w:t>
       </w:r>
     </w:p>
     <w:p>
@@ -1060,7 +1805,7 @@
         <w:rPr>
           <w:rFonts w:ascii="游ゴシック" w:hAnsi="游ゴシック" w:eastAsia="游ゴシック"/>
         </w:rPr>
-        <w:t>2　とくに優先していただきたいもの ― W126〜W137</w:t>
+        <w:t>3　とくに優先していただきたいもの ― W126〜W137</w:t>
       </w:r>
     </w:p>
     <w:p>
@@ -1673,7 +2418,7 @@
         <w:rPr>
           <w:rFonts w:ascii="游ゴシック" w:hAnsi="游ゴシック" w:eastAsia="游ゴシック"/>
         </w:rPr>
-        <w:t>3　B　見える化システムでは取れないもの</w:t>
+        <w:t>4　B　見える化システムでは取れないもの</w:t>
       </w:r>
     </w:p>
     <w:tbl>
@@ -2152,7 +2897,7 @@
         <w:rPr>
           <w:rFonts w:ascii="游ゴシック" w:hAnsi="游ゴシック" w:eastAsia="游ゴシック"/>
         </w:rPr>
-        <w:t>4　C　見える化システム上で自前で確かめるもの</w:t>
+        <w:t>5　C　見える化システム上で自前で確かめるもの</w:t>
       </w:r>
     </w:p>
     <w:p>
@@ -2163,7 +2908,7 @@
         <w:rPr>
           <w:rFonts w:ascii="游ゴシック" w:hAnsi="游ゴシック" w:eastAsia="游ゴシック"/>
         </w:rPr>
-        <w:t>4-1　推計手法（基本推計／包括推計）はどちらが当たるか</w:t>
+        <w:t>5-1　推計手法（基本推計／包括推計）はどちらが当たるか</w:t>
       </w:r>
     </w:p>
     <w:p>
@@ -2761,7 +3506,7 @@
         <w:rPr>
           <w:rFonts w:ascii="游ゴシック" w:hAnsi="游ゴシック" w:eastAsia="游ゴシック"/>
         </w:rPr>
-        <w:t>4-2　第9期策定時の設定</w:t>
+        <w:t>5-2　第9期策定時の設定</w:t>
       </w:r>
     </w:p>
     <w:p>
@@ -3178,7 +3923,7 @@
         <w:rPr>
           <w:rFonts w:ascii="游ゴシック" w:hAnsi="游ゴシック" w:eastAsia="游ゴシック"/>
         </w:rPr>
-        <w:t>5　あわせてご確認いただきたい画面</w:t>
+        <w:t>6　あわせてご確認いただきたい画面</w:t>
       </w:r>
     </w:p>
     <w:tbl>
@@ -3510,7 +4255,7 @@
                 <w:b w:val="0"/>
                 <w:sz w:val="18"/>
               </w:rPr>
-              <w:t>4-2のとおり</w:t>
+              <w:t>5-2のとおり</w:t>
             </w:r>
           </w:p>
         </w:tc>
@@ -3525,7 +4270,7 @@
         <w:rPr>
           <w:rFonts w:ascii="游ゴシック" w:hAnsi="游ゴシック" w:eastAsia="游ゴシック"/>
         </w:rPr>
-        <w:t>6　解消後にできるようになること</w:t>
+        <w:t>7　解消後にできるようになること</w:t>
       </w:r>
     </w:p>
     <w:tbl>
